--- a/Doc/Patent/redakciya_2026-08-09/Формула_3FFT_ред_2026-08-09.docx
+++ b/Doc/Patent/redakciya_2026-08-09/Формула_3FFT_ред_2026-08-09.docx
@@ -240,7 +240,7 @@
         <w:pStyle w:val="Heading2"/>
       </w:pPr>
       <w:r>
-        <w:t>Способ — 19 пунктов, два независимых (1 и 17)</w:t>
+        <w:t>Способ — 20 пунктов, два независимых (1 и 18)</w:t>
       </w:r>
     </w:p>
     <w:p>
@@ -1003,6 +1003,69 @@
               </w:rPr>
               <w:t>14</w:t>
             </w:r>
+            <w:r>
+              <w:t xml:space="preserve"> (от 10)</w:t>
+            </w:r>
+          </w:p>
+        </w:tc>
+        <w:tc>
+          <w:tcPr>
+            <w:tcW w:type="dxa" w:w="4320"/>
+          </w:tcPr>
+          <w:p>
+            <w:r/>
+            <w:r>
+              <w:rPr>
+                <w:b/>
+              </w:rPr>
+              <w:t>Кластер</w:t>
+            </w:r>
+            <w:r>
+              <w:t xml:space="preserve">: вычислители группируют в </w:t>
+            </w:r>
+            <w:r>
+              <w:rPr>
+                <w:b/>
+              </w:rPr>
+              <w:t>узлы</w:t>
+            </w:r>
+            <w:r>
+              <w:t xml:space="preserve">, соединённые сетью с прямым доступом к памяти; каждый узел принимает свою часть подрешёток своими каналами; </w:t>
+            </w:r>
+            <w:r>
+              <w:rPr>
+                <w:b/>
+              </w:rPr>
+              <w:t>сырьё между узлами не передают</w:t>
+            </w:r>
+            <w:r>
+              <w:t xml:space="preserve">; межузловое перераспределение — по </w:t>
+            </w:r>
+            <w:r>
+              <w:rPr>
+                <w:b/>
+              </w:rPr>
+              <w:t>тем же</w:t>
+            </w:r>
+            <w:r>
+              <w:t xml:space="preserve"> правилам (непрерывные блоки, порции, статическое расписание); токены всех узлов — на один выделенный узел</w:t>
+            </w:r>
+          </w:p>
+        </w:tc>
+      </w:tr>
+      <w:tr>
+        <w:tc>
+          <w:tcPr>
+            <w:tcW w:type="dxa" w:w="4320"/>
+          </w:tcPr>
+          <w:p>
+            <w:r/>
+            <w:r>
+              <w:rPr>
+                <w:b/>
+              </w:rPr>
+              <w:t>15</w:t>
+            </w:r>
           </w:p>
         </w:tc>
         <w:tc>
@@ -1091,10 +1154,10 @@
               <w:rPr>
                 <w:b/>
               </w:rPr>
-              <w:t>15</w:t>
+              <w:t>16</w:t>
             </w:r>
             <w:r>
-              <w:t xml:space="preserve"> (от 14)</w:t>
+              <w:t xml:space="preserve"> (от 15)</w:t>
             </w:r>
           </w:p>
         </w:tc>
@@ -1150,10 +1213,10 @@
               <w:rPr>
                 <w:b/>
               </w:rPr>
-              <w:t>16</w:t>
+              <w:t>17</w:t>
             </w:r>
             <w:r>
-              <w:t xml:space="preserve"> (от 10 и 14)</w:t>
+              <w:t xml:space="preserve"> (от 10 и 15)</w:t>
             </w:r>
           </w:p>
         </w:tc>
@@ -1213,7 +1276,7 @@
         <w:pStyle w:val="Heading3"/>
       </w:pPr>
       <w:r>
-        <w:t>С.17 (независимый) — объёмный примитив с переменной размерностью</w:t>
+        <w:t>С.18 (независимый) — объёмный примитив с переменной размерностью</w:t>
       </w:r>
     </w:p>
     <w:p>
@@ -1276,7 +1339,7 @@
         <w:pStyle w:val="Heading3"/>
       </w:pPr>
       <w:r>
-        <w:t>Зависимые от С.17</w:t>
+        <w:t>Зависимые от С.18</w:t>
       </w:r>
     </w:p>
     <w:tbl>
@@ -1338,7 +1401,7 @@
               <w:rPr>
                 <w:b/>
               </w:rPr>
-              <w:t>18</w:t>
+              <w:t>19</w:t>
             </w:r>
             <w:r>
               <w:t xml:space="preserve"> (замок единства)</w:t>
@@ -1401,7 +1464,7 @@
               <w:rPr>
                 <w:b/>
               </w:rPr>
-              <w:t>19</w:t>
+              <w:t>20</w:t>
             </w:r>
           </w:p>
         </w:tc>
@@ -1424,7 +1487,7 @@
         <w:pStyle w:val="Heading2"/>
       </w:pPr>
       <w:r>
-        <w:t>Устройство — 15 пунктов, один независимый</w:t>
+        <w:t>Устройство — 16 пунктов, один независимый</w:t>
       </w:r>
     </w:p>
     <w:p>
@@ -1759,7 +1822,7 @@
           <w:p>
             <w:r/>
             <w:r>
-              <w:t>С.18</w:t>
+              <w:t>С.19</w:t>
             </w:r>
           </w:p>
         </w:tc>
@@ -1800,7 +1863,7 @@
           <w:p>
             <w:r/>
             <w:r>
-              <w:t>С.17, С.19</w:t>
+              <w:t>С.18, С.20</w:t>
             </w:r>
           </w:p>
         </w:tc>
@@ -2042,6 +2105,71 @@
               <w:t>13</w:t>
             </w:r>
             <w:r>
+              <w:t xml:space="preserve"> (от 11 и 12)</w:t>
+            </w:r>
+          </w:p>
+        </w:tc>
+        <w:tc>
+          <w:tcPr>
+            <w:tcW w:type="dxa" w:w="2880"/>
+          </w:tcPr>
+          <w:p>
+            <w:r/>
+            <w:r>
+              <w:rPr>
+                <w:b/>
+              </w:rPr>
+              <w:t>Кластерное исполнение</w:t>
+            </w:r>
+            <w:r>
+              <w:t xml:space="preserve">: вычислители сгруппированы в </w:t>
+            </w:r>
+            <w:r>
+              <w:rPr>
+                <w:b/>
+              </w:rPr>
+              <w:t>узлы</w:t>
+            </w:r>
+            <w:r>
+              <w:t xml:space="preserve">, соединённые сетью с прямым доступом к памяти; свои каналы и свой блок </w:t>
+            </w:r>
+            <w:r>
+              <w:rPr>
+                <w:b/>
+              </w:rPr>
+              <w:t>21</w:t>
+            </w:r>
+            <w:r>
+              <w:t xml:space="preserve"> в каждом узле; межузловой обмен — по тем же правилам, что внутриузловой; принятые данные между узлами не передаются; выделенный вычислитель (13, 14) — на одном из узлов</w:t>
+            </w:r>
+          </w:p>
+        </w:tc>
+        <w:tc>
+          <w:tcPr>
+            <w:tcW w:type="dxa" w:w="2880"/>
+          </w:tcPr>
+          <w:p>
+            <w:r/>
+            <w:r>
+              <w:t>С.14</w:t>
+            </w:r>
+          </w:p>
+        </w:tc>
+      </w:tr>
+      <w:tr>
+        <w:tc>
+          <w:tcPr>
+            <w:tcW w:type="dxa" w:w="2880"/>
+          </w:tcPr>
+          <w:p>
+            <w:r/>
+            <w:r>
+              <w:rPr>
+                <w:b/>
+              </w:rPr>
+              <w:t>14</w:t>
+            </w:r>
+            <w:r>
               <w:t xml:space="preserve"> (от 11)</w:t>
             </w:r>
           </w:p>
@@ -2088,7 +2216,7 @@
           <w:p>
             <w:r/>
             <w:r>
-              <w:t>С.14, С.15, С.16</w:t>
+              <w:t>С.15, С.16, С.17</w:t>
             </w:r>
           </w:p>
         </w:tc>
@@ -2104,10 +2232,10 @@
               <w:rPr>
                 <w:b/>
               </w:rPr>
-              <w:t>14</w:t>
+              <w:t>15</w:t>
             </w:r>
             <w:r>
-              <w:t xml:space="preserve"> (от 13)</w:t>
+              <w:t xml:space="preserve"> (от 14)</w:t>
             </w:r>
           </w:p>
         </w:tc>
@@ -2138,7 +2266,7 @@
           <w:p>
             <w:r/>
             <w:r>
-              <w:t>С.16</w:t>
+              <w:t>С.17</w:t>
             </w:r>
           </w:p>
         </w:tc>
@@ -2154,10 +2282,10 @@
               <w:rPr>
                 <w:b/>
               </w:rPr>
-              <w:t>15</w:t>
+              <w:t>16</w:t>
             </w:r>
             <w:r>
-              <w:t xml:space="preserve"> (от 13)</w:t>
+              <w:t xml:space="preserve"> (от 14)</w:t>
             </w:r>
           </w:p>
         </w:tc>
@@ -2189,7 +2317,7 @@
           <w:p>
             <w:r/>
             <w:r>
-              <w:t>С.15</w:t>
+              <w:t>С.16</w:t>
             </w:r>
           </w:p>
         </w:tc>
@@ -2278,7 +2406,7 @@
         <w:pStyle w:val="ListBullet"/>
       </w:pPr>
       <w:r>
-        <w:t xml:space="preserve">п. 10–12: распределённое исполнение — </w:t>
+        <w:t xml:space="preserve">п. 10–14: распределённое и кластерное исполнение — </w:t>
       </w:r>
       <w:r>
         <w:rPr>
@@ -2287,7 +2415,52 @@
         <w:t>близко: US11796628B2</w:t>
       </w:r>
       <w:r>
-        <w:t xml:space="preserve"> (TI). Отличие: там угловое БПФ </w:t>
+        <w:t xml:space="preserve"> и </w:t>
+      </w:r>
+      <w:r>
+        <w:rPr>
+          <w:b/>
+        </w:rPr>
+        <w:t>US10627480B2</w:t>
+      </w:r>
+      <w:r>
+        <w:t xml:space="preserve"> (TI, семья, приоритет 2014) — там угловое БПФ </w:t>
+      </w:r>
+      <w:r>
+        <w:rPr>
+          <w:b/>
+        </w:rPr>
+        <w:t>централизовано</w:t>
+      </w:r>
+      <w:r>
+        <w:t xml:space="preserve"> на выделенном процессоре, а отбор передаваемого делают пороговым обнаружением после полной обработки каналов; </w:t>
+      </w:r>
+      <w:r>
+        <w:rPr>
+          <w:b/>
+        </w:rPr>
+        <w:t>CHIME Pathfinder / kotekan</w:t>
+      </w:r>
+      <w:r>
+        <w:t xml:space="preserve"> (arXiv:1503.06189, 1503.06202, 2015) и </w:t>
+      </w:r>
+      <w:r>
+        <w:rPr>
+          <w:b/>
+        </w:rPr>
+        <w:t>Tianlai</w:t>
+      </w:r>
+      <w:r>
+        <w:t xml:space="preserve"> (arXiv:2406.19013) — corner-turn коммутируемой сетью, узлу — своя полоса, приём прямой записью в размеченное кольцо, но состав передачи </w:t>
+      </w:r>
+      <w:r>
+        <w:rPr>
+          <w:b/>
+        </w:rPr>
+        <w:t>задан заранее</w:t>
+      </w:r>
+      <w:r>
+        <w:t xml:space="preserve"> и от сцены не зависит. Отличие: там угловое БПФ </w:t>
       </w:r>
       <w:r>
         <w:rPr>
@@ -2415,7 +2588,7 @@
         <w:t>Вывод для защиты:</w:t>
       </w:r>
       <w:r>
-        <w:t xml:space="preserve"> новизна держится на СОВОКУПНОСТИ. Отдельно взятые п. 9, 10–12 уязвимы — их удерживают связкой с признаками (б) и (в) независимого пункта.</w:t>
+        <w:t xml:space="preserve"> новизна держится на СОВОКУПНОСТИ. Отдельно взятые п. 9, 10–14 уязвимы — их удерживают связкой с признаками (б) и (в) независимого пункта.</w:t>
       </w:r>
     </w:p>
     <w:p>
@@ -2473,7 +2646,7 @@
         <w:t>Единство изобретения</w:t>
       </w:r>
       <w:r>
-        <w:t xml:space="preserve"> — два независимых пункта (1 и 17) связаны общим токеном и общим арбитром;</w:t>
+        <w:t xml:space="preserve"> — два независимых пункта (1 и 18) связаны общим токеном и общим арбитром;</w:t>
       </w:r>
     </w:p>
     <w:p>
@@ -2481,7 +2654,7 @@
         <w:jc w:val="both"/>
       </w:pPr>
       <w:r>
-        <w:t>замок — п. 18.</w:t>
+        <w:t>замок — п. 19. Кластерный п. 14 удерживается связкой с признаком (б) независимого пункта.</w:t>
       </w:r>
     </w:p>
     <w:sectPr>
